--- a/pr-preview/pr-28/chapters/unix.docx
+++ b/pr-preview/pr-28/chapters/unix.docx
@@ -15,7 +15,7 @@
         <w:pStyle w:val="Date"/>
       </w:pPr>
       <w:r>
-        <w:t xml:space="preserve">Last modified: 2026-10-14 01:44:13 (PDT)</w:t>
+        <w:t xml:space="preserve">Last modified: 2026-10-14 01:53:35 (PDT)</w:t>
       </w:r>
     </w:p>
     <w:p>

--- a/pr-preview/pr-28/chapters/unix.docx
+++ b/pr-preview/pr-28/chapters/unix.docx
@@ -15,7 +15,7 @@
         <w:pStyle w:val="Date"/>
       </w:pPr>
       <w:r>
-        <w:t xml:space="preserve">Last modified: 2026-10-14 01:53:35 (PDT)</w:t>
+        <w:t xml:space="preserve">Last modified: 2026-10-14 04:01:08 (PDT)</w:t>
       </w:r>
     </w:p>
     <w:p>
@@ -5196,7 +5196,7 @@
                     <w:jc w:val="center"/>
                   </w:pPr>
                   <w:r>
-                    <w:t xml:space="preserve">Completions for the GitHub CLI, which this chapter’s workflow leans on heavily</w:t>
+                    <w:t xml:space="preserve">Completions for the GitHub CLI, which the workflows in this guide lean on heavily</w:t>
                   </w:r>
                 </w:p>
               </w:tc>
@@ -7432,7 +7432,7 @@
         <w:t xml:space="preserve"> </w:t>
       </w:r>
       <w:r>
-        <w:t xml:space="preserve">The points below are our priorities and additions.</w:t>
+        <w:t xml:space="preserve">The points below are recommended priorities and additions.</w:t>
       </w:r>
     </w:p>
     <w:bookmarkStart w:id="70" w:name="error-handling"/>

--- a/pr-preview/pr-28/chapters/unix.docx
+++ b/pr-preview/pr-28/chapters/unix.docx
@@ -15,7 +15,7 @@
         <w:pStyle w:val="Date"/>
       </w:pPr>
       <w:r>
-        <w:t xml:space="preserve">Last modified: 2026-10-14 04:01:08 (PDT)</w:t>
+        <w:t xml:space="preserve">Last modified: 2026-10-14 04:10:23 (PDT)</w:t>
       </w:r>
     </w:p>
     <w:p>
@@ -4586,13 +4586,13 @@
       </w:r>
     </w:p>
     <w:bookmarkEnd w:id="46"/>
-    <w:bookmarkStart w:id="49" w:name="the-two-plugins-we-use"/>
+    <w:bookmarkStart w:id="49" w:name="the-two-plugins-this-guide-uses"/>
     <w:p>
       <w:pPr>
         <w:pStyle w:val="Heading3"/>
       </w:pPr>
       <w:r>
-        <w:t xml:space="preserve">5.3 The two plugins we use</w:t>
+        <w:t xml:space="preserve">5.3 The two plugins this guide uses</w:t>
       </w:r>
     </w:p>
     <w:p>
@@ -7673,7 +7673,7 @@
         <w:pStyle w:val="FirstParagraph"/>
       </w:pPr>
       <w:r>
-        <w:t xml:space="preserve">Decompose scripts into functions the same way we decompose R code:</w:t>
+        <w:t xml:space="preserve">Decompose scripts into functions the same way as R code:</w:t>
       </w:r>
       <w:r>
         <w:t xml:space="preserve"> </w:t>
